--- a/Labs/Day-5/Lab 6 Python Dictionary.docx
+++ b/Labs/Day-5/Lab 6 Python Dictionary.docx
@@ -48,14 +48,40 @@
     </w:p>
     <w:p>
       <w:r>
-        <w:t>To create a dictionary we use curly brackets, {} or the </w:t>
-      </w:r>
+        <w:t xml:space="preserve">To create a dictionary we use curly </w:t>
+      </w:r>
+      <w:proofErr w:type="gramStart"/>
+      <w:r>
+        <w:t>brackets, {}</w:t>
+      </w:r>
+      <w:proofErr w:type="gramEnd"/>
+      <w:r>
+        <w:t xml:space="preserve"> or the </w:t>
+      </w:r>
+      <w:proofErr w:type="spellStart"/>
+      <w:proofErr w:type="gramStart"/>
       <w:r>
         <w:rPr>
           <w:i/>
           <w:iCs/>
         </w:rPr>
-        <w:t>dict()</w:t>
+        <w:t>dict</w:t>
+      </w:r>
+      <w:proofErr w:type="spellEnd"/>
+      <w:r>
+        <w:rPr>
+          <w:i/>
+          <w:iCs/>
+        </w:rPr>
+        <w:t>(</w:t>
+      </w:r>
+      <w:proofErr w:type="gramEnd"/>
+      <w:r>
+        <w:rPr>
+          <w:i/>
+          <w:iCs/>
+        </w:rPr>
+        <w:t>)</w:t>
       </w:r>
       <w:r>
         <w:t> built-in function.</w:t>
@@ -67,8 +93,13 @@
       </w:r>
     </w:p>
     <w:p>
-      <w:r>
-        <w:t>empty_dict = {}</w:t>
+      <w:proofErr w:type="spellStart"/>
+      <w:r>
+        <w:t>empty_dict</w:t>
+      </w:r>
+      <w:proofErr w:type="spellEnd"/>
+      <w:r>
+        <w:t xml:space="preserve"> = {}</w:t>
       </w:r>
     </w:p>
     <w:p>
@@ -77,9 +108,27 @@
       </w:r>
     </w:p>
     <w:p>
-      <w:r>
-        <w:t>dct = {'key1':'value1', 'key2':'value2', 'key3':'value3', 'key4':'value4'}</w:t>
-      </w:r>
+      <w:proofErr w:type="spellStart"/>
+      <w:r>
+        <w:t>dct</w:t>
+      </w:r>
+      <w:proofErr w:type="spellEnd"/>
+      <w:r>
+        <w:t xml:space="preserve"> </w:t>
+      </w:r>
+      <w:proofErr w:type="gramStart"/>
+      <w:r>
+        <w:t>= {'</w:t>
+      </w:r>
+      <w:proofErr w:type="gramEnd"/>
+      <w:r>
+        <w:t>key1':'value1', 'key2':'value2', 'key3':'value3', 'key4':'</w:t>
+      </w:r>
+      <w:proofErr w:type="gramStart"/>
+      <w:r>
+        <w:t>value4'}</w:t>
+      </w:r>
+      <w:proofErr w:type="gramEnd"/>
     </w:p>
     <w:p>
       <w:r>
@@ -97,12 +146,44 @@
     </w:p>
     <w:p>
       <w:r>
-        <w:t xml:space="preserve">    'first_name':'Asabeneh',</w:t>
-      </w:r>
-    </w:p>
-    <w:p>
-      <w:r>
-        <w:t xml:space="preserve">    'last_name':'Yetayeh',</w:t>
+        <w:t xml:space="preserve">    '</w:t>
+      </w:r>
+      <w:proofErr w:type="gramStart"/>
+      <w:r>
+        <w:t>first</w:t>
+      </w:r>
+      <w:proofErr w:type="gramEnd"/>
+      <w:r>
+        <w:t>_name':'</w:t>
+      </w:r>
+      <w:proofErr w:type="spellStart"/>
+      <w:r>
+        <w:t>Asabeneh</w:t>
+      </w:r>
+      <w:proofErr w:type="spellEnd"/>
+      <w:r>
+        <w:t>',</w:t>
+      </w:r>
+    </w:p>
+    <w:p>
+      <w:r>
+        <w:t xml:space="preserve">    '</w:t>
+      </w:r>
+      <w:proofErr w:type="gramStart"/>
+      <w:r>
+        <w:t>last</w:t>
+      </w:r>
+      <w:proofErr w:type="gramEnd"/>
+      <w:r>
+        <w:t>_name':'</w:t>
+      </w:r>
+      <w:proofErr w:type="spellStart"/>
+      <w:r>
+        <w:t>Yetayeh</w:t>
+      </w:r>
+      <w:proofErr w:type="spellEnd"/>
+      <w:r>
+        <w:t>',</w:t>
       </w:r>
     </w:p>
     <w:p>
@@ -112,27 +193,82 @@
     </w:p>
     <w:p>
       <w:r>
-        <w:t xml:space="preserve">    'country':'Finland',</w:t>
-      </w:r>
-    </w:p>
-    <w:p>
-      <w:r>
-        <w:t xml:space="preserve">    'is_marred':True,</w:t>
-      </w:r>
-    </w:p>
-    <w:p>
-      <w:r>
-        <w:t xml:space="preserve">    'skills':['JavaScript', 'React', 'Node', 'MongoDB', 'Python'],</w:t>
-      </w:r>
-    </w:p>
-    <w:p>
-      <w:r>
-        <w:t xml:space="preserve">    'address':{</w:t>
-      </w:r>
-    </w:p>
-    <w:p>
-      <w:r>
-        <w:t xml:space="preserve">        'street':'Space street',</w:t>
+        <w:t xml:space="preserve">    '</w:t>
+      </w:r>
+      <w:proofErr w:type="spellStart"/>
+      <w:r>
+        <w:t>country':'Finland</w:t>
+      </w:r>
+      <w:proofErr w:type="spellEnd"/>
+      <w:r>
+        <w:t>',</w:t>
+      </w:r>
+    </w:p>
+    <w:p>
+      <w:r>
+        <w:t xml:space="preserve">    '</w:t>
+      </w:r>
+      <w:proofErr w:type="spellStart"/>
+      <w:proofErr w:type="gramStart"/>
+      <w:r>
+        <w:t>is</w:t>
+      </w:r>
+      <w:proofErr w:type="gramEnd"/>
+      <w:r>
+        <w:t>_marred</w:t>
+      </w:r>
+      <w:proofErr w:type="gramStart"/>
+      <w:r>
+        <w:t>':True</w:t>
+      </w:r>
+      <w:proofErr w:type="spellEnd"/>
+      <w:proofErr w:type="gramEnd"/>
+      <w:r>
+        <w:t>,</w:t>
+      </w:r>
+    </w:p>
+    <w:p>
+      <w:r>
+        <w:t xml:space="preserve">    'skills</w:t>
+      </w:r>
+      <w:proofErr w:type="gramStart"/>
+      <w:r>
+        <w:t>':[</w:t>
+      </w:r>
+      <w:proofErr w:type="gramEnd"/>
+      <w:r>
+        <w:t>'JavaScript', 'React', 'Node', 'MongoDB', 'Python'],</w:t>
+      </w:r>
+    </w:p>
+    <w:p>
+      <w:r>
+        <w:t xml:space="preserve">    'address</w:t>
+      </w:r>
+      <w:proofErr w:type="gramStart"/>
+      <w:r>
+        <w:t>':{</w:t>
+      </w:r>
+      <w:proofErr w:type="gramEnd"/>
+    </w:p>
+    <w:p>
+      <w:r>
+        <w:t xml:space="preserve">        </w:t>
+      </w:r>
+      <w:proofErr w:type="gramStart"/>
+      <w:r>
+        <w:t>'</w:t>
+      </w:r>
+      <w:proofErr w:type="spellStart"/>
+      <w:r>
+        <w:t>street':'Space</w:t>
+      </w:r>
+      <w:proofErr w:type="spellEnd"/>
+      <w:r>
+        <w:t xml:space="preserve"> street</w:t>
+      </w:r>
+      <w:proofErr w:type="gramEnd"/>
+      <w:r>
+        <w:t>',</w:t>
       </w:r>
     </w:p>
     <w:p>
@@ -152,7 +288,33 @@
     </w:p>
     <w:p>
       <w:r>
-        <w:t>The dictionary above shows that a value could be any data types:string, boolean, list, tuple, set or a dictionary.</w:t>
+        <w:t xml:space="preserve">The dictionary above shows that a value could be any data </w:t>
+      </w:r>
+      <w:proofErr w:type="spellStart"/>
+      <w:proofErr w:type="gramStart"/>
+      <w:r>
+        <w:t>types:string</w:t>
+      </w:r>
+      <w:proofErr w:type="spellEnd"/>
+      <w:proofErr w:type="gramEnd"/>
+      <w:r>
+        <w:t xml:space="preserve">, </w:t>
+      </w:r>
+      <w:proofErr w:type="spellStart"/>
+      <w:r>
+        <w:t>boolean</w:t>
+      </w:r>
+      <w:proofErr w:type="spellEnd"/>
+      <w:r>
+        <w:t xml:space="preserve">, list, tuple, set or </w:t>
+      </w:r>
+      <w:proofErr w:type="gramStart"/>
+      <w:r>
+        <w:t>a dictionary</w:t>
+      </w:r>
+      <w:proofErr w:type="gramEnd"/>
+      <w:r>
+        <w:t>.</w:t>
       </w:r>
     </w:p>
     <w:p>
@@ -182,13 +344,47 @@
       </w:r>
     </w:p>
     <w:p>
-      <w:r>
-        <w:t>dct = {'key1':'value1', 'key2':'value2', 'key3':'value3', 'key4':'value4'}</w:t>
-      </w:r>
-    </w:p>
-    <w:p>
-      <w:r>
-        <w:t>print(len(dct)) # 4</w:t>
+      <w:proofErr w:type="spellStart"/>
+      <w:r>
+        <w:t>dct</w:t>
+      </w:r>
+      <w:proofErr w:type="spellEnd"/>
+      <w:r>
+        <w:t xml:space="preserve"> </w:t>
+      </w:r>
+      <w:proofErr w:type="gramStart"/>
+      <w:r>
+        <w:t>= {'</w:t>
+      </w:r>
+      <w:proofErr w:type="gramEnd"/>
+      <w:r>
+        <w:t>key1':'value1', 'key2':'value2', 'key3':'value3', 'key4':'</w:t>
+      </w:r>
+      <w:proofErr w:type="gramStart"/>
+      <w:r>
+        <w:t>value4'}</w:t>
+      </w:r>
+      <w:proofErr w:type="gramEnd"/>
+    </w:p>
+    <w:p>
+      <w:r>
+        <w:t>print(</w:t>
+      </w:r>
+      <w:proofErr w:type="spellStart"/>
+      <w:r>
+        <w:t>len</w:t>
+      </w:r>
+      <w:proofErr w:type="spellEnd"/>
+      <w:r>
+        <w:t>(</w:t>
+      </w:r>
+      <w:proofErr w:type="spellStart"/>
+      <w:r>
+        <w:t>dct</w:t>
+      </w:r>
+      <w:proofErr w:type="spellEnd"/>
+      <w:r>
+        <w:t>)) # 4</w:t>
       </w:r>
     </w:p>
     <w:p>
@@ -207,12 +403,44 @@
     </w:p>
     <w:p>
       <w:r>
-        <w:t xml:space="preserve">    'first_name':'Asabeneh',</w:t>
-      </w:r>
-    </w:p>
-    <w:p>
-      <w:r>
-        <w:t xml:space="preserve">    'last_name':'Yetayeh',</w:t>
+        <w:t xml:space="preserve">    '</w:t>
+      </w:r>
+      <w:proofErr w:type="gramStart"/>
+      <w:r>
+        <w:t>first</w:t>
+      </w:r>
+      <w:proofErr w:type="gramEnd"/>
+      <w:r>
+        <w:t>_name':'</w:t>
+      </w:r>
+      <w:proofErr w:type="spellStart"/>
+      <w:r>
+        <w:t>Asabeneh</w:t>
+      </w:r>
+      <w:proofErr w:type="spellEnd"/>
+      <w:r>
+        <w:t>',</w:t>
+      </w:r>
+    </w:p>
+    <w:p>
+      <w:r>
+        <w:t xml:space="preserve">    '</w:t>
+      </w:r>
+      <w:proofErr w:type="gramStart"/>
+      <w:r>
+        <w:t>last</w:t>
+      </w:r>
+      <w:proofErr w:type="gramEnd"/>
+      <w:r>
+        <w:t>_name':'</w:t>
+      </w:r>
+      <w:proofErr w:type="spellStart"/>
+      <w:r>
+        <w:t>Yetayeh</w:t>
+      </w:r>
+      <w:proofErr w:type="spellEnd"/>
+      <w:r>
+        <w:t>',</w:t>
       </w:r>
     </w:p>
     <w:p>
@@ -222,27 +450,82 @@
     </w:p>
     <w:p>
       <w:r>
-        <w:t xml:space="preserve">    'country':'Finland',</w:t>
-      </w:r>
-    </w:p>
-    <w:p>
-      <w:r>
-        <w:t xml:space="preserve">    'is_marred':True,</w:t>
-      </w:r>
-    </w:p>
-    <w:p>
-      <w:r>
-        <w:t xml:space="preserve">    'skills':['JavaScript', 'React', 'Node', 'MongoDB', 'Python'],</w:t>
-      </w:r>
-    </w:p>
-    <w:p>
-      <w:r>
-        <w:t xml:space="preserve">    'address':{</w:t>
-      </w:r>
-    </w:p>
-    <w:p>
-      <w:r>
-        <w:t xml:space="preserve">        'street':'Space street',</w:t>
+        <w:t xml:space="preserve">    '</w:t>
+      </w:r>
+      <w:proofErr w:type="spellStart"/>
+      <w:r>
+        <w:t>country':'Finland</w:t>
+      </w:r>
+      <w:proofErr w:type="spellEnd"/>
+      <w:r>
+        <w:t>',</w:t>
+      </w:r>
+    </w:p>
+    <w:p>
+      <w:r>
+        <w:t xml:space="preserve">    '</w:t>
+      </w:r>
+      <w:proofErr w:type="spellStart"/>
+      <w:proofErr w:type="gramStart"/>
+      <w:r>
+        <w:t>is</w:t>
+      </w:r>
+      <w:proofErr w:type="gramEnd"/>
+      <w:r>
+        <w:t>_marred</w:t>
+      </w:r>
+      <w:proofErr w:type="gramStart"/>
+      <w:r>
+        <w:t>':True</w:t>
+      </w:r>
+      <w:proofErr w:type="spellEnd"/>
+      <w:proofErr w:type="gramEnd"/>
+      <w:r>
+        <w:t>,</w:t>
+      </w:r>
+    </w:p>
+    <w:p>
+      <w:r>
+        <w:t xml:space="preserve">    'skills</w:t>
+      </w:r>
+      <w:proofErr w:type="gramStart"/>
+      <w:r>
+        <w:t>':[</w:t>
+      </w:r>
+      <w:proofErr w:type="gramEnd"/>
+      <w:r>
+        <w:t>'JavaScript', 'React', 'Node', 'MongoDB', 'Python'],</w:t>
+      </w:r>
+    </w:p>
+    <w:p>
+      <w:r>
+        <w:t xml:space="preserve">    'address</w:t>
+      </w:r>
+      <w:proofErr w:type="gramStart"/>
+      <w:r>
+        <w:t>':{</w:t>
+      </w:r>
+      <w:proofErr w:type="gramEnd"/>
+    </w:p>
+    <w:p>
+      <w:r>
+        <w:t xml:space="preserve">        </w:t>
+      </w:r>
+      <w:proofErr w:type="gramStart"/>
+      <w:r>
+        <w:t>'</w:t>
+      </w:r>
+      <w:proofErr w:type="spellStart"/>
+      <w:r>
+        <w:t>street':'Space</w:t>
+      </w:r>
+      <w:proofErr w:type="spellEnd"/>
+      <w:r>
+        <w:t xml:space="preserve"> street</w:t>
+      </w:r>
+      <w:proofErr w:type="gramEnd"/>
+      <w:r>
+        <w:t>',</w:t>
       </w:r>
     </w:p>
     <w:p>
@@ -262,7 +545,23 @@
     </w:p>
     <w:p>
       <w:r>
-        <w:t>print(len(person)) # 7</w:t>
+        <w:t>print(</w:t>
+      </w:r>
+      <w:proofErr w:type="spellStart"/>
+      <w:r>
+        <w:t>len</w:t>
+      </w:r>
+      <w:proofErr w:type="spellEnd"/>
+      <w:r>
+        <w:t>(person</w:t>
+      </w:r>
+      <w:proofErr w:type="gramStart"/>
+      <w:r>
+        <w:t>)) #</w:t>
+      </w:r>
+      <w:proofErr w:type="gramEnd"/>
+      <w:r>
+        <w:t xml:space="preserve"> 7</w:t>
       </w:r>
     </w:p>
     <w:p>
@@ -291,18 +590,68 @@
       </w:r>
     </w:p>
     <w:p>
-      <w:r>
-        <w:t>dct = {'key1':'value1', 'key2':'value2', 'key3':'value3', 'key4':'value4'}</w:t>
-      </w:r>
-    </w:p>
-    <w:p>
-      <w:r>
-        <w:t>print(dct['key1']) # value1</w:t>
-      </w:r>
-    </w:p>
-    <w:p>
-      <w:r>
-        <w:t>print(dct['key4']) # value4</w:t>
+      <w:proofErr w:type="spellStart"/>
+      <w:r>
+        <w:t>dct</w:t>
+      </w:r>
+      <w:proofErr w:type="spellEnd"/>
+      <w:r>
+        <w:t xml:space="preserve"> </w:t>
+      </w:r>
+      <w:proofErr w:type="gramStart"/>
+      <w:r>
+        <w:t>= {'</w:t>
+      </w:r>
+      <w:proofErr w:type="gramEnd"/>
+      <w:r>
+        <w:t>key1':'value1', 'key2':'value2', 'key3':'value3', 'key4':'</w:t>
+      </w:r>
+      <w:proofErr w:type="gramStart"/>
+      <w:r>
+        <w:t>value4'}</w:t>
+      </w:r>
+      <w:proofErr w:type="gramEnd"/>
+    </w:p>
+    <w:p>
+      <w:r>
+        <w:t>print(</w:t>
+      </w:r>
+      <w:proofErr w:type="spellStart"/>
+      <w:r>
+        <w:t>dct</w:t>
+      </w:r>
+      <w:proofErr w:type="spellEnd"/>
+      <w:r>
+        <w:t>['key1'</w:t>
+      </w:r>
+      <w:proofErr w:type="gramStart"/>
+      <w:r>
+        <w:t>]) #</w:t>
+      </w:r>
+      <w:proofErr w:type="gramEnd"/>
+      <w:r>
+        <w:t xml:space="preserve"> value1</w:t>
+      </w:r>
+    </w:p>
+    <w:p>
+      <w:r>
+        <w:t>print(</w:t>
+      </w:r>
+      <w:proofErr w:type="spellStart"/>
+      <w:r>
+        <w:t>dct</w:t>
+      </w:r>
+      <w:proofErr w:type="spellEnd"/>
+      <w:r>
+        <w:t>['key4'</w:t>
+      </w:r>
+      <w:proofErr w:type="gramStart"/>
+      <w:r>
+        <w:t>]) #</w:t>
+      </w:r>
+      <w:proofErr w:type="gramEnd"/>
+      <w:r>
+        <w:t xml:space="preserve"> value4</w:t>
       </w:r>
     </w:p>
     <w:p>
@@ -322,12 +671,44 @@
     </w:p>
     <w:p>
       <w:r>
-        <w:t xml:space="preserve">    'first_name':'Asabeneh',</w:t>
-      </w:r>
-    </w:p>
-    <w:p>
-      <w:r>
-        <w:t xml:space="preserve">    'last_name':'Yetayeh',</w:t>
+        <w:t xml:space="preserve">    '</w:t>
+      </w:r>
+      <w:proofErr w:type="gramStart"/>
+      <w:r>
+        <w:t>first</w:t>
+      </w:r>
+      <w:proofErr w:type="gramEnd"/>
+      <w:r>
+        <w:t>_name':'</w:t>
+      </w:r>
+      <w:proofErr w:type="spellStart"/>
+      <w:r>
+        <w:t>Asabeneh</w:t>
+      </w:r>
+      <w:proofErr w:type="spellEnd"/>
+      <w:r>
+        <w:t>',</w:t>
+      </w:r>
+    </w:p>
+    <w:p>
+      <w:r>
+        <w:t xml:space="preserve">    '</w:t>
+      </w:r>
+      <w:proofErr w:type="gramStart"/>
+      <w:r>
+        <w:t>last</w:t>
+      </w:r>
+      <w:proofErr w:type="gramEnd"/>
+      <w:r>
+        <w:t>_name':'</w:t>
+      </w:r>
+      <w:proofErr w:type="spellStart"/>
+      <w:r>
+        <w:t>Yetayeh</w:t>
+      </w:r>
+      <w:proofErr w:type="spellEnd"/>
+      <w:r>
+        <w:t>',</w:t>
       </w:r>
     </w:p>
     <w:p>
@@ -337,27 +718,82 @@
     </w:p>
     <w:p>
       <w:r>
-        <w:t xml:space="preserve">    'country':'Finland',</w:t>
-      </w:r>
-    </w:p>
-    <w:p>
-      <w:r>
-        <w:t xml:space="preserve">    'is_marred':True,</w:t>
-      </w:r>
-    </w:p>
-    <w:p>
-      <w:r>
-        <w:t xml:space="preserve">    'skills':['JavaScript', 'React', 'Node', 'MongoDB', 'Python'],</w:t>
-      </w:r>
-    </w:p>
-    <w:p>
-      <w:r>
-        <w:t xml:space="preserve">    'address':{</w:t>
-      </w:r>
-    </w:p>
-    <w:p>
-      <w:r>
-        <w:t xml:space="preserve">        'street':'Space street',</w:t>
+        <w:t xml:space="preserve">    '</w:t>
+      </w:r>
+      <w:proofErr w:type="spellStart"/>
+      <w:r>
+        <w:t>country':'Finland</w:t>
+      </w:r>
+      <w:proofErr w:type="spellEnd"/>
+      <w:r>
+        <w:t>',</w:t>
+      </w:r>
+    </w:p>
+    <w:p>
+      <w:r>
+        <w:t xml:space="preserve">    '</w:t>
+      </w:r>
+      <w:proofErr w:type="spellStart"/>
+      <w:proofErr w:type="gramStart"/>
+      <w:r>
+        <w:t>is</w:t>
+      </w:r>
+      <w:proofErr w:type="gramEnd"/>
+      <w:r>
+        <w:t>_marred</w:t>
+      </w:r>
+      <w:proofErr w:type="gramStart"/>
+      <w:r>
+        <w:t>':True</w:t>
+      </w:r>
+      <w:proofErr w:type="spellEnd"/>
+      <w:proofErr w:type="gramEnd"/>
+      <w:r>
+        <w:t>,</w:t>
+      </w:r>
+    </w:p>
+    <w:p>
+      <w:r>
+        <w:t xml:space="preserve">    'skills</w:t>
+      </w:r>
+      <w:proofErr w:type="gramStart"/>
+      <w:r>
+        <w:t>':[</w:t>
+      </w:r>
+      <w:proofErr w:type="gramEnd"/>
+      <w:r>
+        <w:t>'JavaScript', 'React', 'Node', 'MongoDB', 'Python'],</w:t>
+      </w:r>
+    </w:p>
+    <w:p>
+      <w:r>
+        <w:t xml:space="preserve">    'address</w:t>
+      </w:r>
+      <w:proofErr w:type="gramStart"/>
+      <w:r>
+        <w:t>':{</w:t>
+      </w:r>
+      <w:proofErr w:type="gramEnd"/>
+    </w:p>
+    <w:p>
+      <w:r>
+        <w:t xml:space="preserve">        </w:t>
+      </w:r>
+      <w:proofErr w:type="gramStart"/>
+      <w:r>
+        <w:t>'</w:t>
+      </w:r>
+      <w:proofErr w:type="spellStart"/>
+      <w:r>
+        <w:t>street':'Space</w:t>
+      </w:r>
+      <w:proofErr w:type="spellEnd"/>
+      <w:r>
+        <w:t xml:space="preserve"> street</w:t>
+      </w:r>
+      <w:proofErr w:type="gramEnd"/>
+      <w:r>
+        <w:t>',</w:t>
       </w:r>
     </w:p>
     <w:p>
@@ -377,37 +813,135 @@
     </w:p>
     <w:p>
       <w:r>
-        <w:t>print(person['first_name']) # Asabeneh</w:t>
-      </w:r>
-    </w:p>
-    <w:p>
-      <w:r>
-        <w:t>print(person['country'])    # Finland</w:t>
-      </w:r>
-    </w:p>
-    <w:p>
-      <w:r>
-        <w:t>print(person['skills'])     # ['JavaScript', 'React', 'Node', 'MongoDB', 'Python']</w:t>
-      </w:r>
-    </w:p>
-    <w:p>
-      <w:r>
-        <w:t>print(person['skills'][0])  # JavaScript</w:t>
-      </w:r>
-    </w:p>
-    <w:p>
-      <w:r>
-        <w:t>print(person['address']['street']) # Space street</w:t>
-      </w:r>
-    </w:p>
-    <w:p>
-      <w:r>
-        <w:t>print(person['city'])       # Error</w:t>
-      </w:r>
-    </w:p>
-    <w:p>
-      <w:r>
-        <w:t>Accessing an item by key name raises an error if the key does not exist. To avoid this error first we have to check if a key exist or we can use the </w:t>
+        <w:t>print(person['</w:t>
+      </w:r>
+      <w:proofErr w:type="spellStart"/>
+      <w:r>
+        <w:t>first_name</w:t>
+      </w:r>
+      <w:proofErr w:type="spellEnd"/>
+      <w:r>
+        <w:t>'</w:t>
+      </w:r>
+      <w:proofErr w:type="gramStart"/>
+      <w:r>
+        <w:t>]) #</w:t>
+      </w:r>
+      <w:proofErr w:type="gramEnd"/>
+      <w:r>
+        <w:t xml:space="preserve"> </w:t>
+      </w:r>
+      <w:proofErr w:type="spellStart"/>
+      <w:r>
+        <w:t>Asabeneh</w:t>
+      </w:r>
+      <w:proofErr w:type="spellEnd"/>
+    </w:p>
+    <w:p>
+      <w:r>
+        <w:t>print(person['country'</w:t>
+      </w:r>
+      <w:proofErr w:type="gramStart"/>
+      <w:r>
+        <w:t xml:space="preserve">])   </w:t>
+      </w:r>
+      <w:proofErr w:type="gramEnd"/>
+      <w:r>
+        <w:t xml:space="preserve"> # Finland</w:t>
+      </w:r>
+    </w:p>
+    <w:p>
+      <w:r>
+        <w:t>print(</w:t>
+      </w:r>
+      <w:proofErr w:type="gramStart"/>
+      <w:r>
+        <w:t>person['</w:t>
+      </w:r>
+      <w:proofErr w:type="gramEnd"/>
+      <w:r>
+        <w:t>skills'</w:t>
+      </w:r>
+      <w:proofErr w:type="gramStart"/>
+      <w:r>
+        <w:t xml:space="preserve">])   </w:t>
+      </w:r>
+      <w:proofErr w:type="gramEnd"/>
+      <w:r>
+        <w:t xml:space="preserve">  # ['JavaScript', 'React', 'Node', 'MongoDB', 'Python']</w:t>
+      </w:r>
+    </w:p>
+    <w:p>
+      <w:r>
+        <w:t>print(person['skills'][0</w:t>
+      </w:r>
+      <w:proofErr w:type="gramStart"/>
+      <w:r>
+        <w:t>])  #</w:t>
+      </w:r>
+      <w:proofErr w:type="gramEnd"/>
+      <w:r>
+        <w:t xml:space="preserve"> JavaScript</w:t>
+      </w:r>
+    </w:p>
+    <w:p>
+      <w:r>
+        <w:t>print(person['address</w:t>
+      </w:r>
+      <w:proofErr w:type="gramStart"/>
+      <w:r>
+        <w:t>'][</w:t>
+      </w:r>
+      <w:proofErr w:type="gramEnd"/>
+      <w:r>
+        <w:t>'street'</w:t>
+      </w:r>
+      <w:proofErr w:type="gramStart"/>
+      <w:r>
+        <w:t>]) #</w:t>
+      </w:r>
+      <w:proofErr w:type="gramEnd"/>
+      <w:r>
+        <w:t xml:space="preserve"> </w:t>
+      </w:r>
+      <w:proofErr w:type="gramStart"/>
+      <w:r>
+        <w:t>Space street</w:t>
+      </w:r>
+      <w:proofErr w:type="gramEnd"/>
+    </w:p>
+    <w:p>
+      <w:r>
+        <w:t>print(person['city'</w:t>
+      </w:r>
+      <w:proofErr w:type="gramStart"/>
+      <w:r>
+        <w:t xml:space="preserve">])   </w:t>
+      </w:r>
+      <w:proofErr w:type="gramEnd"/>
+      <w:r>
+        <w:t xml:space="preserve">    # Error</w:t>
+      </w:r>
+    </w:p>
+    <w:p>
+      <w:r>
+        <w:t xml:space="preserve">Accessing an item by key name raises an error if the key does not exist. To avoid this error first we </w:t>
+      </w:r>
+      <w:proofErr w:type="gramStart"/>
+      <w:r>
+        <w:t>have to</w:t>
+      </w:r>
+      <w:proofErr w:type="gramEnd"/>
+      <w:r>
+        <w:t xml:space="preserve"> check if a key </w:t>
+      </w:r>
+      <w:proofErr w:type="gramStart"/>
+      <w:r>
+        <w:t>exist</w:t>
+      </w:r>
+      <w:proofErr w:type="gramEnd"/>
+      <w:r>
+        <w:t xml:space="preserve"> or we can use the </w:t>
       </w:r>
       <w:r>
         <w:rPr>
@@ -417,7 +951,15 @@
         <w:t>get</w:t>
       </w:r>
       <w:r>
-        <w:t> method. The get method returns None, which is a NoneType object data type, if the key does not exist.</w:t>
+        <w:t xml:space="preserve"> method. The get method returns None, which is a </w:t>
+      </w:r>
+      <w:proofErr w:type="spellStart"/>
+      <w:r>
+        <w:t>NoneType</w:t>
+      </w:r>
+      <w:proofErr w:type="spellEnd"/>
+      <w:r>
+        <w:t xml:space="preserve"> object data type, if the key does not exist.</w:t>
       </w:r>
     </w:p>
     <w:p>
@@ -427,12 +969,44 @@
     </w:p>
     <w:p>
       <w:r>
-        <w:t xml:space="preserve">    'first_name':'Asabeneh',</w:t>
-      </w:r>
-    </w:p>
-    <w:p>
-      <w:r>
-        <w:t xml:space="preserve">    'last_name':'Yetayeh',</w:t>
+        <w:t xml:space="preserve">    '</w:t>
+      </w:r>
+      <w:proofErr w:type="gramStart"/>
+      <w:r>
+        <w:t>first</w:t>
+      </w:r>
+      <w:proofErr w:type="gramEnd"/>
+      <w:r>
+        <w:t>_name':'</w:t>
+      </w:r>
+      <w:proofErr w:type="spellStart"/>
+      <w:r>
+        <w:t>Asabeneh</w:t>
+      </w:r>
+      <w:proofErr w:type="spellEnd"/>
+      <w:r>
+        <w:t>',</w:t>
+      </w:r>
+    </w:p>
+    <w:p>
+      <w:r>
+        <w:t xml:space="preserve">    '</w:t>
+      </w:r>
+      <w:proofErr w:type="gramStart"/>
+      <w:r>
+        <w:t>last</w:t>
+      </w:r>
+      <w:proofErr w:type="gramEnd"/>
+      <w:r>
+        <w:t>_name':'</w:t>
+      </w:r>
+      <w:proofErr w:type="spellStart"/>
+      <w:r>
+        <w:t>Yetayeh</w:t>
+      </w:r>
+      <w:proofErr w:type="spellEnd"/>
+      <w:r>
+        <w:t>',</w:t>
       </w:r>
     </w:p>
     <w:p>
@@ -442,28 +1016,83 @@
     </w:p>
     <w:p>
       <w:r>
-        <w:t xml:space="preserve">    'country':'Finland',</w:t>
-      </w:r>
-    </w:p>
-    <w:p>
-      <w:r>
-        <w:t xml:space="preserve">    'is_marred':True,</w:t>
+        <w:t xml:space="preserve">    '</w:t>
+      </w:r>
+      <w:proofErr w:type="spellStart"/>
+      <w:r>
+        <w:t>country':'Finland</w:t>
+      </w:r>
+      <w:proofErr w:type="spellEnd"/>
+      <w:r>
+        <w:t>',</w:t>
+      </w:r>
+    </w:p>
+    <w:p>
+      <w:r>
+        <w:t xml:space="preserve">    '</w:t>
+      </w:r>
+      <w:proofErr w:type="spellStart"/>
+      <w:proofErr w:type="gramStart"/>
+      <w:r>
+        <w:t>is</w:t>
+      </w:r>
+      <w:proofErr w:type="gramEnd"/>
+      <w:r>
+        <w:t>_marred</w:t>
+      </w:r>
+      <w:proofErr w:type="gramStart"/>
+      <w:r>
+        <w:t>':True</w:t>
+      </w:r>
+      <w:proofErr w:type="spellEnd"/>
+      <w:proofErr w:type="gramEnd"/>
+      <w:r>
+        <w:t>,</w:t>
       </w:r>
     </w:p>
     <w:p>
       <w:r>
         <w:lastRenderedPageBreak/>
-        <w:t xml:space="preserve">    'skills':['JavaScript', 'React', 'Node', 'MongoDB', 'Python'],</w:t>
-      </w:r>
-    </w:p>
-    <w:p>
-      <w:r>
-        <w:t xml:space="preserve">    'address':{</w:t>
-      </w:r>
-    </w:p>
-    <w:p>
-      <w:r>
-        <w:t xml:space="preserve">        'street':'Space street',</w:t>
+        <w:t xml:space="preserve">    'skills</w:t>
+      </w:r>
+      <w:proofErr w:type="gramStart"/>
+      <w:r>
+        <w:t>':[</w:t>
+      </w:r>
+      <w:proofErr w:type="gramEnd"/>
+      <w:r>
+        <w:t>'JavaScript', 'React', 'Node', 'MongoDB', 'Python'],</w:t>
+      </w:r>
+    </w:p>
+    <w:p>
+      <w:r>
+        <w:t xml:space="preserve">    'address</w:t>
+      </w:r>
+      <w:proofErr w:type="gramStart"/>
+      <w:r>
+        <w:t>':{</w:t>
+      </w:r>
+      <w:proofErr w:type="gramEnd"/>
+    </w:p>
+    <w:p>
+      <w:r>
+        <w:t xml:space="preserve">        </w:t>
+      </w:r>
+      <w:proofErr w:type="gramStart"/>
+      <w:r>
+        <w:t>'</w:t>
+      </w:r>
+      <w:proofErr w:type="spellStart"/>
+      <w:r>
+        <w:t>street':'Space</w:t>
+      </w:r>
+      <w:proofErr w:type="spellEnd"/>
+      <w:r>
+        <w:t xml:space="preserve"> street</w:t>
+      </w:r>
+      <w:proofErr w:type="gramEnd"/>
+      <w:r>
+        <w:t>',</w:t>
       </w:r>
     </w:p>
     <w:p>
@@ -483,22 +1112,99 @@
     </w:p>
     <w:p>
       <w:r>
-        <w:t>print(person.get('first_name')) # Asabeneh</w:t>
-      </w:r>
-    </w:p>
-    <w:p>
-      <w:r>
-        <w:t>print(person.get('country'))    # Finland</w:t>
-      </w:r>
-    </w:p>
-    <w:p>
-      <w:r>
-        <w:t>print(person.get('skills')) #['HTML','CSS','JavaScript', 'React', 'Node', 'MongoDB', 'Python']</w:t>
-      </w:r>
-    </w:p>
-    <w:p>
-      <w:r>
-        <w:t>print(person.get('city'))   # None</w:t>
+        <w:t>print(</w:t>
+      </w:r>
+      <w:proofErr w:type="spellStart"/>
+      <w:r>
+        <w:t>person.get</w:t>
+      </w:r>
+      <w:proofErr w:type="spellEnd"/>
+      <w:r>
+        <w:t>('</w:t>
+      </w:r>
+      <w:proofErr w:type="spellStart"/>
+      <w:r>
+        <w:t>first_name</w:t>
+      </w:r>
+      <w:proofErr w:type="spellEnd"/>
+      <w:r>
+        <w:t>'</w:t>
+      </w:r>
+      <w:proofErr w:type="gramStart"/>
+      <w:r>
+        <w:t>)) #</w:t>
+      </w:r>
+      <w:proofErr w:type="gramEnd"/>
+      <w:r>
+        <w:t xml:space="preserve"> </w:t>
+      </w:r>
+      <w:proofErr w:type="spellStart"/>
+      <w:r>
+        <w:t>Asabeneh</w:t>
+      </w:r>
+      <w:proofErr w:type="spellEnd"/>
+    </w:p>
+    <w:p>
+      <w:r>
+        <w:t>print(</w:t>
+      </w:r>
+      <w:proofErr w:type="spellStart"/>
+      <w:r>
+        <w:t>person.get</w:t>
+      </w:r>
+      <w:proofErr w:type="spellEnd"/>
+      <w:r>
+        <w:t>('country'</w:t>
+      </w:r>
+      <w:proofErr w:type="gramStart"/>
+      <w:r>
+        <w:t xml:space="preserve">))   </w:t>
+      </w:r>
+      <w:proofErr w:type="gramEnd"/>
+      <w:r>
+        <w:t xml:space="preserve"> # Finland</w:t>
+      </w:r>
+    </w:p>
+    <w:p>
+      <w:r>
+        <w:t>print(</w:t>
+      </w:r>
+      <w:proofErr w:type="spellStart"/>
+      <w:r>
+        <w:t>person.get</w:t>
+      </w:r>
+      <w:proofErr w:type="spellEnd"/>
+      <w:r>
+        <w:t xml:space="preserve">('skills')) </w:t>
+      </w:r>
+      <w:proofErr w:type="gramStart"/>
+      <w:r>
+        <w:t>#[</w:t>
+      </w:r>
+      <w:proofErr w:type="gramEnd"/>
+      <w:r>
+        <w:t>'HTML','CSS','JavaScript', 'React', 'Node', 'MongoDB', 'Python']</w:t>
+      </w:r>
+    </w:p>
+    <w:p>
+      <w:r>
+        <w:t>print(</w:t>
+      </w:r>
+      <w:proofErr w:type="spellStart"/>
+      <w:r>
+        <w:t>person.get</w:t>
+      </w:r>
+      <w:proofErr w:type="spellEnd"/>
+      <w:r>
+        <w:t>('city'</w:t>
+      </w:r>
+      <w:proofErr w:type="gramStart"/>
+      <w:r>
+        <w:t xml:space="preserve">))   </w:t>
+      </w:r>
+      <w:proofErr w:type="gramEnd"/>
+      <w:r>
+        <w:t># None</w:t>
       </w:r>
     </w:p>
     <w:p>
@@ -527,13 +1233,36 @@
       </w:r>
     </w:p>
     <w:p>
-      <w:r>
-        <w:t>dct = {'key1':'value1', 'key2':'value2', 'key3':'value3', 'key4':'value4'}</w:t>
-      </w:r>
-    </w:p>
-    <w:p>
-      <w:r>
-        <w:t>dct['key5'] = 'value5'</w:t>
+      <w:proofErr w:type="spellStart"/>
+      <w:r>
+        <w:t>dct</w:t>
+      </w:r>
+      <w:proofErr w:type="spellEnd"/>
+      <w:r>
+        <w:t xml:space="preserve"> </w:t>
+      </w:r>
+      <w:proofErr w:type="gramStart"/>
+      <w:r>
+        <w:t>= {'</w:t>
+      </w:r>
+      <w:proofErr w:type="gramEnd"/>
+      <w:r>
+        <w:t>key1':'value1', 'key2':'value2', 'key3':'value3', 'key4':'</w:t>
+      </w:r>
+      <w:proofErr w:type="gramStart"/>
+      <w:r>
+        <w:t>value4'}</w:t>
+      </w:r>
+      <w:proofErr w:type="gramEnd"/>
+    </w:p>
+    <w:p>
+      <w:proofErr w:type="spellStart"/>
+      <w:r>
+        <w:t>dct</w:t>
+      </w:r>
+      <w:proofErr w:type="spellEnd"/>
+      <w:r>
+        <w:t>['key5'] = 'value5'</w:t>
       </w:r>
     </w:p>
     <w:p>
@@ -552,12 +1281,44 @@
     </w:p>
     <w:p>
       <w:r>
-        <w:t xml:space="preserve">    'first_name':'Asabeneh',</w:t>
-      </w:r>
-    </w:p>
-    <w:p>
-      <w:r>
-        <w:t xml:space="preserve">    'last_name':'Yetayeh',</w:t>
+        <w:t xml:space="preserve">    '</w:t>
+      </w:r>
+      <w:proofErr w:type="gramStart"/>
+      <w:r>
+        <w:t>first</w:t>
+      </w:r>
+      <w:proofErr w:type="gramEnd"/>
+      <w:r>
+        <w:t>_name':'</w:t>
+      </w:r>
+      <w:proofErr w:type="spellStart"/>
+      <w:r>
+        <w:t>Asabeneh</w:t>
+      </w:r>
+      <w:proofErr w:type="spellEnd"/>
+      <w:r>
+        <w:t>',</w:t>
+      </w:r>
+    </w:p>
+    <w:p>
+      <w:r>
+        <w:t xml:space="preserve">    '</w:t>
+      </w:r>
+      <w:proofErr w:type="gramStart"/>
+      <w:r>
+        <w:t>last</w:t>
+      </w:r>
+      <w:proofErr w:type="gramEnd"/>
+      <w:r>
+        <w:t>_name':'</w:t>
+      </w:r>
+      <w:proofErr w:type="spellStart"/>
+      <w:r>
+        <w:t>Yetayeh</w:t>
+      </w:r>
+      <w:proofErr w:type="spellEnd"/>
+      <w:r>
+        <w:t>',</w:t>
       </w:r>
     </w:p>
     <w:p>
@@ -567,27 +1328,82 @@
     </w:p>
     <w:p>
       <w:r>
-        <w:t xml:space="preserve">    'country':'Finland',</w:t>
-      </w:r>
-    </w:p>
-    <w:p>
-      <w:r>
-        <w:t xml:space="preserve">    'is_marred':True,</w:t>
-      </w:r>
-    </w:p>
-    <w:p>
-      <w:r>
-        <w:t xml:space="preserve">    'skills':['JavaScript', 'React', 'Node', 'MongoDB', 'Python'],</w:t>
-      </w:r>
-    </w:p>
-    <w:p>
-      <w:r>
-        <w:t xml:space="preserve">    'address':{</w:t>
-      </w:r>
-    </w:p>
-    <w:p>
-      <w:r>
-        <w:t xml:space="preserve">        'street':'Space street',</w:t>
+        <w:t xml:space="preserve">    '</w:t>
+      </w:r>
+      <w:proofErr w:type="spellStart"/>
+      <w:r>
+        <w:t>country':'Finland</w:t>
+      </w:r>
+      <w:proofErr w:type="spellEnd"/>
+      <w:r>
+        <w:t>',</w:t>
+      </w:r>
+    </w:p>
+    <w:p>
+      <w:r>
+        <w:t xml:space="preserve">    '</w:t>
+      </w:r>
+      <w:proofErr w:type="spellStart"/>
+      <w:proofErr w:type="gramStart"/>
+      <w:r>
+        <w:t>is</w:t>
+      </w:r>
+      <w:proofErr w:type="gramEnd"/>
+      <w:r>
+        <w:t>_marred</w:t>
+      </w:r>
+      <w:proofErr w:type="gramStart"/>
+      <w:r>
+        <w:t>':True</w:t>
+      </w:r>
+      <w:proofErr w:type="spellEnd"/>
+      <w:proofErr w:type="gramEnd"/>
+      <w:r>
+        <w:t>,</w:t>
+      </w:r>
+    </w:p>
+    <w:p>
+      <w:r>
+        <w:t xml:space="preserve">    'skills</w:t>
+      </w:r>
+      <w:proofErr w:type="gramStart"/>
+      <w:r>
+        <w:t>':[</w:t>
+      </w:r>
+      <w:proofErr w:type="gramEnd"/>
+      <w:r>
+        <w:t>'JavaScript', 'React', 'Node', 'MongoDB', 'Python'],</w:t>
+      </w:r>
+    </w:p>
+    <w:p>
+      <w:r>
+        <w:t xml:space="preserve">    'address</w:t>
+      </w:r>
+      <w:proofErr w:type="gramStart"/>
+      <w:r>
+        <w:t>':{</w:t>
+      </w:r>
+      <w:proofErr w:type="gramEnd"/>
+    </w:p>
+    <w:p>
+      <w:r>
+        <w:t xml:space="preserve">        </w:t>
+      </w:r>
+      <w:proofErr w:type="gramStart"/>
+      <w:r>
+        <w:t>'</w:t>
+      </w:r>
+      <w:proofErr w:type="spellStart"/>
+      <w:r>
+        <w:t>street':'Space</w:t>
+      </w:r>
+      <w:proofErr w:type="spellEnd"/>
+      <w:r>
+        <w:t xml:space="preserve"> street</w:t>
+      </w:r>
+      <w:proofErr w:type="gramEnd"/>
+      <w:r>
+        <w:t>',</w:t>
       </w:r>
     </w:p>
     <w:p>
@@ -608,12 +1424,28 @@
     </w:p>
     <w:p>
       <w:r>
-        <w:t>person['job_title'] = 'Instructor'</w:t>
-      </w:r>
-    </w:p>
-    <w:p>
-      <w:r>
-        <w:t>person['skills'].append('HTML')</w:t>
+        <w:t>person['</w:t>
+      </w:r>
+      <w:proofErr w:type="spellStart"/>
+      <w:r>
+        <w:t>job_title</w:t>
+      </w:r>
+      <w:proofErr w:type="spellEnd"/>
+      <w:r>
+        <w:t>'] = 'Instructor'</w:t>
+      </w:r>
+    </w:p>
+    <w:p>
+      <w:r>
+        <w:t>person['skills'</w:t>
+      </w:r>
+      <w:proofErr w:type="gramStart"/>
+      <w:r>
+        <w:t>].append</w:t>
+      </w:r>
+      <w:proofErr w:type="gramEnd"/>
+      <w:r>
+        <w:t>('HTML')</w:t>
       </w:r>
     </w:p>
     <w:p>
@@ -647,13 +1479,36 @@
       </w:r>
     </w:p>
     <w:p>
-      <w:r>
-        <w:t>dct = {'key1':'value1', 'key2':'value2', 'key3':'value3', 'key4':'value4'}</w:t>
-      </w:r>
-    </w:p>
-    <w:p>
-      <w:r>
-        <w:t>dct['key1'] = 'value-one'</w:t>
+      <w:proofErr w:type="spellStart"/>
+      <w:r>
+        <w:t>dct</w:t>
+      </w:r>
+      <w:proofErr w:type="spellEnd"/>
+      <w:r>
+        <w:t xml:space="preserve"> </w:t>
+      </w:r>
+      <w:proofErr w:type="gramStart"/>
+      <w:r>
+        <w:t>= {'</w:t>
+      </w:r>
+      <w:proofErr w:type="gramEnd"/>
+      <w:r>
+        <w:t>key1':'value1', 'key2':'value2', 'key3':'value3', 'key4':'</w:t>
+      </w:r>
+      <w:proofErr w:type="gramStart"/>
+      <w:r>
+        <w:t>value4'}</w:t>
+      </w:r>
+      <w:proofErr w:type="gramEnd"/>
+    </w:p>
+    <w:p>
+      <w:proofErr w:type="spellStart"/>
+      <w:r>
+        <w:t>dct</w:t>
+      </w:r>
+      <w:proofErr w:type="spellEnd"/>
+      <w:r>
+        <w:t>['key1'] = 'value-one'</w:t>
       </w:r>
     </w:p>
     <w:p>
@@ -672,12 +1527,44 @@
     </w:p>
     <w:p>
       <w:r>
-        <w:t xml:space="preserve">    'first_name':'Asabeneh',</w:t>
-      </w:r>
-    </w:p>
-    <w:p>
-      <w:r>
-        <w:t xml:space="preserve">    'last_name':'Yetayeh',</w:t>
+        <w:t xml:space="preserve">    '</w:t>
+      </w:r>
+      <w:proofErr w:type="gramStart"/>
+      <w:r>
+        <w:t>first</w:t>
+      </w:r>
+      <w:proofErr w:type="gramEnd"/>
+      <w:r>
+        <w:t>_name':'</w:t>
+      </w:r>
+      <w:proofErr w:type="spellStart"/>
+      <w:r>
+        <w:t>Asabeneh</w:t>
+      </w:r>
+      <w:proofErr w:type="spellEnd"/>
+      <w:r>
+        <w:t>',</w:t>
+      </w:r>
+    </w:p>
+    <w:p>
+      <w:r>
+        <w:t xml:space="preserve">    '</w:t>
+      </w:r>
+      <w:proofErr w:type="gramStart"/>
+      <w:r>
+        <w:t>last</w:t>
+      </w:r>
+      <w:proofErr w:type="gramEnd"/>
+      <w:r>
+        <w:t>_name':'</w:t>
+      </w:r>
+      <w:proofErr w:type="spellStart"/>
+      <w:r>
+        <w:t>Yetayeh</w:t>
+      </w:r>
+      <w:proofErr w:type="spellEnd"/>
+      <w:r>
+        <w:t>',</w:t>
       </w:r>
     </w:p>
     <w:p>
@@ -687,27 +1574,82 @@
     </w:p>
     <w:p>
       <w:r>
-        <w:t xml:space="preserve">    'country':'Finland',</w:t>
-      </w:r>
-    </w:p>
-    <w:p>
-      <w:r>
-        <w:t xml:space="preserve">    'is_marred':True,</w:t>
-      </w:r>
-    </w:p>
-    <w:p>
-      <w:r>
-        <w:t xml:space="preserve">    'skills':['JavaScript', 'React', 'Node', 'MongoDB', 'Python'],</w:t>
-      </w:r>
-    </w:p>
-    <w:p>
-      <w:r>
-        <w:t xml:space="preserve">    'address':{</w:t>
-      </w:r>
-    </w:p>
-    <w:p>
-      <w:r>
-        <w:t xml:space="preserve">        'street':'Space street',</w:t>
+        <w:t xml:space="preserve">    '</w:t>
+      </w:r>
+      <w:proofErr w:type="spellStart"/>
+      <w:r>
+        <w:t>country':'Finland</w:t>
+      </w:r>
+      <w:proofErr w:type="spellEnd"/>
+      <w:r>
+        <w:t>',</w:t>
+      </w:r>
+    </w:p>
+    <w:p>
+      <w:r>
+        <w:t xml:space="preserve">    '</w:t>
+      </w:r>
+      <w:proofErr w:type="spellStart"/>
+      <w:proofErr w:type="gramStart"/>
+      <w:r>
+        <w:t>is</w:t>
+      </w:r>
+      <w:proofErr w:type="gramEnd"/>
+      <w:r>
+        <w:t>_marred</w:t>
+      </w:r>
+      <w:proofErr w:type="gramStart"/>
+      <w:r>
+        <w:t>':True</w:t>
+      </w:r>
+      <w:proofErr w:type="spellEnd"/>
+      <w:proofErr w:type="gramEnd"/>
+      <w:r>
+        <w:t>,</w:t>
+      </w:r>
+    </w:p>
+    <w:p>
+      <w:r>
+        <w:t xml:space="preserve">    'skills</w:t>
+      </w:r>
+      <w:proofErr w:type="gramStart"/>
+      <w:r>
+        <w:t>':[</w:t>
+      </w:r>
+      <w:proofErr w:type="gramEnd"/>
+      <w:r>
+        <w:t>'JavaScript', 'React', 'Node', 'MongoDB', 'Python'],</w:t>
+      </w:r>
+    </w:p>
+    <w:p>
+      <w:r>
+        <w:t xml:space="preserve">    'address</w:t>
+      </w:r>
+      <w:proofErr w:type="gramStart"/>
+      <w:r>
+        <w:t>':{</w:t>
+      </w:r>
+      <w:proofErr w:type="gramEnd"/>
+    </w:p>
+    <w:p>
+      <w:r>
+        <w:t xml:space="preserve">        </w:t>
+      </w:r>
+      <w:proofErr w:type="gramStart"/>
+      <w:r>
+        <w:t>'</w:t>
+      </w:r>
+      <w:proofErr w:type="spellStart"/>
+      <w:r>
+        <w:t>street':'Space</w:t>
+      </w:r>
+      <w:proofErr w:type="spellEnd"/>
+      <w:r>
+        <w:t xml:space="preserve"> street</w:t>
+      </w:r>
+      <w:proofErr w:type="gramEnd"/>
+      <w:r>
+        <w:t>',</w:t>
       </w:r>
     </w:p>
     <w:p>
@@ -727,7 +1669,15 @@
     </w:p>
     <w:p>
       <w:r>
-        <w:t>person['first_name'] = 'Eyob'</w:t>
+        <w:t>person['</w:t>
+      </w:r>
+      <w:proofErr w:type="spellStart"/>
+      <w:r>
+        <w:t>first_name</w:t>
+      </w:r>
+      <w:proofErr w:type="spellEnd"/>
+      <w:r>
+        <w:t>'] = 'Eyob'</w:t>
       </w:r>
     </w:p>
     <w:p>
@@ -763,7 +1713,15 @@
         <w:t>in</w:t>
       </w:r>
       <w:r>
-        <w:t> operator to check if a key exist in a dictionary</w:t>
+        <w:t xml:space="preserve"> operator to check if a key </w:t>
+      </w:r>
+      <w:proofErr w:type="gramStart"/>
+      <w:r>
+        <w:t>exist</w:t>
+      </w:r>
+      <w:proofErr w:type="gramEnd"/>
+      <w:r>
+        <w:t xml:space="preserve"> in a dictionary</w:t>
       </w:r>
     </w:p>
     <w:p>
@@ -772,18 +1730,72 @@
       </w:r>
     </w:p>
     <w:p>
-      <w:r>
-        <w:t>dct = {'key1':'value1', 'key2':'value2', 'key3':'value3', 'key4':'value4'}</w:t>
-      </w:r>
-    </w:p>
-    <w:p>
-      <w:r>
-        <w:t>print('key2' in dct) # True</w:t>
-      </w:r>
-    </w:p>
-    <w:p>
-      <w:r>
-        <w:t>print('key5' in dct) # False</w:t>
+      <w:proofErr w:type="spellStart"/>
+      <w:r>
+        <w:t>dct</w:t>
+      </w:r>
+      <w:proofErr w:type="spellEnd"/>
+      <w:r>
+        <w:t xml:space="preserve"> </w:t>
+      </w:r>
+      <w:proofErr w:type="gramStart"/>
+      <w:r>
+        <w:t>= {'</w:t>
+      </w:r>
+      <w:proofErr w:type="gramEnd"/>
+      <w:r>
+        <w:t>key1':'value1', 'key2':'value2', 'key3':'value3', 'key4':'</w:t>
+      </w:r>
+      <w:proofErr w:type="gramStart"/>
+      <w:r>
+        <w:t>value4'}</w:t>
+      </w:r>
+      <w:proofErr w:type="gramEnd"/>
+    </w:p>
+    <w:p>
+      <w:proofErr w:type="gramStart"/>
+      <w:r>
+        <w:t>print(</w:t>
+      </w:r>
+      <w:proofErr w:type="gramEnd"/>
+      <w:r>
+        <w:t xml:space="preserve">'key2' in </w:t>
+      </w:r>
+      <w:proofErr w:type="spellStart"/>
+      <w:proofErr w:type="gramStart"/>
+      <w:r>
+        <w:t>dct</w:t>
+      </w:r>
+      <w:proofErr w:type="spellEnd"/>
+      <w:r>
+        <w:t>) #</w:t>
+      </w:r>
+      <w:proofErr w:type="gramEnd"/>
+      <w:r>
+        <w:t xml:space="preserve"> True</w:t>
+      </w:r>
+    </w:p>
+    <w:p>
+      <w:proofErr w:type="gramStart"/>
+      <w:r>
+        <w:t>print(</w:t>
+      </w:r>
+      <w:proofErr w:type="gramEnd"/>
+      <w:r>
+        <w:t xml:space="preserve">'key5' in </w:t>
+      </w:r>
+      <w:proofErr w:type="spellStart"/>
+      <w:proofErr w:type="gramStart"/>
+      <w:r>
+        <w:t>dct</w:t>
+      </w:r>
+      <w:proofErr w:type="spellEnd"/>
+      <w:r>
+        <w:t>) #</w:t>
+      </w:r>
+      <w:proofErr w:type="gramEnd"/>
+      <w:r>
+        <w:t xml:space="preserve"> False</w:t>
       </w:r>
     </w:p>
     <w:p>
@@ -826,12 +1838,30 @@
           <w:numId w:val="1"/>
         </w:numPr>
       </w:pPr>
+      <w:proofErr w:type="spellStart"/>
+      <w:proofErr w:type="gramStart"/>
       <w:r>
         <w:rPr>
           <w:i/>
           <w:iCs/>
         </w:rPr>
-        <w:t>popitem()</w:t>
+        <w:t>popitem</w:t>
+      </w:r>
+      <w:proofErr w:type="spellEnd"/>
+      <w:r>
+        <w:rPr>
+          <w:i/>
+          <w:iCs/>
+        </w:rPr>
+        <w:t>(</w:t>
+      </w:r>
+      <w:proofErr w:type="gramEnd"/>
+      <w:r>
+        <w:rPr>
+          <w:i/>
+          <w:iCs/>
+        </w:rPr>
+        <w:t>)</w:t>
       </w:r>
       <w:r>
         <w:t>: removes the last item</w:t>
@@ -861,28 +1891,103 @@
       </w:r>
     </w:p>
     <w:p>
-      <w:r>
-        <w:t>dct = {'key1':'value1', 'key2':'value2', 'key3':'value3', 'key4':'value4'}</w:t>
-      </w:r>
-    </w:p>
-    <w:p>
-      <w:r>
-        <w:t>dct.pop('key1') # removes key1 item</w:t>
-      </w:r>
-    </w:p>
-    <w:p>
-      <w:r>
-        <w:t>dct = {'key1':'value1', 'key2':'value2', 'key3':'value3', 'key4':'value4'}</w:t>
-      </w:r>
-    </w:p>
-    <w:p>
-      <w:r>
-        <w:t>dct.popitem() # removes the last item</w:t>
-      </w:r>
-    </w:p>
-    <w:p>
-      <w:r>
-        <w:t>del dct['key2'] # removes key2 item</w:t>
+      <w:proofErr w:type="spellStart"/>
+      <w:r>
+        <w:t>dct</w:t>
+      </w:r>
+      <w:proofErr w:type="spellEnd"/>
+      <w:r>
+        <w:t xml:space="preserve"> </w:t>
+      </w:r>
+      <w:proofErr w:type="gramStart"/>
+      <w:r>
+        <w:t>= {'</w:t>
+      </w:r>
+      <w:proofErr w:type="gramEnd"/>
+      <w:r>
+        <w:t>key1':'value1', 'key2':'value2', 'key3':'value3', 'key4':'</w:t>
+      </w:r>
+      <w:proofErr w:type="gramStart"/>
+      <w:r>
+        <w:t>value4'}</w:t>
+      </w:r>
+      <w:proofErr w:type="gramEnd"/>
+    </w:p>
+    <w:p>
+      <w:proofErr w:type="spellStart"/>
+      <w:r>
+        <w:t>dct.pop</w:t>
+      </w:r>
+      <w:proofErr w:type="spellEnd"/>
+      <w:r>
+        <w:t>('key1</w:t>
+      </w:r>
+      <w:proofErr w:type="gramStart"/>
+      <w:r>
+        <w:t>') #</w:t>
+      </w:r>
+      <w:proofErr w:type="gramEnd"/>
+      <w:r>
+        <w:t xml:space="preserve"> removes key1 item</w:t>
+      </w:r>
+    </w:p>
+    <w:p>
+      <w:proofErr w:type="spellStart"/>
+      <w:r>
+        <w:t>dct</w:t>
+      </w:r>
+      <w:proofErr w:type="spellEnd"/>
+      <w:r>
+        <w:t xml:space="preserve"> </w:t>
+      </w:r>
+      <w:proofErr w:type="gramStart"/>
+      <w:r>
+        <w:t>= {'</w:t>
+      </w:r>
+      <w:proofErr w:type="gramEnd"/>
+      <w:r>
+        <w:t>key1':'value1', 'key2':'value2', 'key3':'value3', 'key4':'</w:t>
+      </w:r>
+      <w:proofErr w:type="gramStart"/>
+      <w:r>
+        <w:t>value4'}</w:t>
+      </w:r>
+      <w:proofErr w:type="gramEnd"/>
+    </w:p>
+    <w:p>
+      <w:proofErr w:type="spellStart"/>
+      <w:proofErr w:type="gramStart"/>
+      <w:r>
+        <w:t>dct.popitem</w:t>
+      </w:r>
+      <w:proofErr w:type="spellEnd"/>
+      <w:r>
+        <w:t>() #</w:t>
+      </w:r>
+      <w:proofErr w:type="gramEnd"/>
+      <w:r>
+        <w:t xml:space="preserve"> removes the last item</w:t>
+      </w:r>
+    </w:p>
+    <w:p>
+      <w:r>
+        <w:t xml:space="preserve">del </w:t>
+      </w:r>
+      <w:proofErr w:type="spellStart"/>
+      <w:r>
+        <w:t>dct</w:t>
+      </w:r>
+      <w:proofErr w:type="spellEnd"/>
+      <w:r>
+        <w:t>['key2</w:t>
+      </w:r>
+      <w:proofErr w:type="gramStart"/>
+      <w:r>
+        <w:t>'] #</w:t>
+      </w:r>
+      <w:proofErr w:type="gramEnd"/>
+      <w:r>
+        <w:t xml:space="preserve"> removes key2 item</w:t>
       </w:r>
     </w:p>
     <w:p>
@@ -901,12 +2006,44 @@
     </w:p>
     <w:p>
       <w:r>
-        <w:t xml:space="preserve">    'first_name':'Asabeneh',</w:t>
-      </w:r>
-    </w:p>
-    <w:p>
-      <w:r>
-        <w:t xml:space="preserve">    'last_name':'Yetayeh',</w:t>
+        <w:t xml:space="preserve">    '</w:t>
+      </w:r>
+      <w:proofErr w:type="gramStart"/>
+      <w:r>
+        <w:t>first</w:t>
+      </w:r>
+      <w:proofErr w:type="gramEnd"/>
+      <w:r>
+        <w:t>_name':'</w:t>
+      </w:r>
+      <w:proofErr w:type="spellStart"/>
+      <w:r>
+        <w:t>Asabeneh</w:t>
+      </w:r>
+      <w:proofErr w:type="spellEnd"/>
+      <w:r>
+        <w:t>',</w:t>
+      </w:r>
+    </w:p>
+    <w:p>
+      <w:r>
+        <w:t xml:space="preserve">    '</w:t>
+      </w:r>
+      <w:proofErr w:type="gramStart"/>
+      <w:r>
+        <w:t>last</w:t>
+      </w:r>
+      <w:proofErr w:type="gramEnd"/>
+      <w:r>
+        <w:t>_name':'</w:t>
+      </w:r>
+      <w:proofErr w:type="spellStart"/>
+      <w:r>
+        <w:t>Yetayeh</w:t>
+      </w:r>
+      <w:proofErr w:type="spellEnd"/>
+      <w:r>
+        <w:t>',</w:t>
       </w:r>
     </w:p>
     <w:p>
@@ -916,27 +2053,82 @@
     </w:p>
     <w:p>
       <w:r>
-        <w:t xml:space="preserve">    'country':'Finland',</w:t>
-      </w:r>
-    </w:p>
-    <w:p>
-      <w:r>
-        <w:t xml:space="preserve">    'is_marred':True,</w:t>
-      </w:r>
-    </w:p>
-    <w:p>
-      <w:r>
-        <w:t xml:space="preserve">    'skills':['JavaScript', 'React', 'Node', 'MongoDB', 'Python'],</w:t>
-      </w:r>
-    </w:p>
-    <w:p>
-      <w:r>
-        <w:t xml:space="preserve">    'address':{</w:t>
-      </w:r>
-    </w:p>
-    <w:p>
-      <w:r>
-        <w:t xml:space="preserve">        'street':'Space street',</w:t>
+        <w:t xml:space="preserve">    '</w:t>
+      </w:r>
+      <w:proofErr w:type="spellStart"/>
+      <w:r>
+        <w:t>country':'Finland</w:t>
+      </w:r>
+      <w:proofErr w:type="spellEnd"/>
+      <w:r>
+        <w:t>',</w:t>
+      </w:r>
+    </w:p>
+    <w:p>
+      <w:r>
+        <w:t xml:space="preserve">    '</w:t>
+      </w:r>
+      <w:proofErr w:type="spellStart"/>
+      <w:proofErr w:type="gramStart"/>
+      <w:r>
+        <w:t>is</w:t>
+      </w:r>
+      <w:proofErr w:type="gramEnd"/>
+      <w:r>
+        <w:t>_marred</w:t>
+      </w:r>
+      <w:proofErr w:type="gramStart"/>
+      <w:r>
+        <w:t>':True</w:t>
+      </w:r>
+      <w:proofErr w:type="spellEnd"/>
+      <w:proofErr w:type="gramEnd"/>
+      <w:r>
+        <w:t>,</w:t>
+      </w:r>
+    </w:p>
+    <w:p>
+      <w:r>
+        <w:t xml:space="preserve">    'skills</w:t>
+      </w:r>
+      <w:proofErr w:type="gramStart"/>
+      <w:r>
+        <w:t>':[</w:t>
+      </w:r>
+      <w:proofErr w:type="gramEnd"/>
+      <w:r>
+        <w:t>'JavaScript', 'React', 'Node', 'MongoDB', 'Python'],</w:t>
+      </w:r>
+    </w:p>
+    <w:p>
+      <w:r>
+        <w:t xml:space="preserve">    'address</w:t>
+      </w:r>
+      <w:proofErr w:type="gramStart"/>
+      <w:r>
+        <w:t>':{</w:t>
+      </w:r>
+      <w:proofErr w:type="gramEnd"/>
+    </w:p>
+    <w:p>
+      <w:r>
+        <w:t xml:space="preserve">        </w:t>
+      </w:r>
+      <w:proofErr w:type="gramStart"/>
+      <w:r>
+        <w:t>'</w:t>
+      </w:r>
+      <w:proofErr w:type="spellStart"/>
+      <w:r>
+        <w:t>street':'Space</w:t>
+      </w:r>
+      <w:proofErr w:type="spellEnd"/>
+      <w:r>
+        <w:t xml:space="preserve"> street</w:t>
+      </w:r>
+      <w:proofErr w:type="gramEnd"/>
+      <w:r>
+        <w:t>',</w:t>
       </w:r>
     </w:p>
     <w:p>
@@ -956,18 +2148,75 @@
       </w:r>
     </w:p>
     <w:p>
-      <w:r>
-        <w:t>person.pop('first_name')        # Removes the firstname item</w:t>
-      </w:r>
-    </w:p>
-    <w:p>
-      <w:r>
-        <w:t>person.popitem()                # Removes the address item</w:t>
-      </w:r>
-    </w:p>
-    <w:p>
-      <w:r>
-        <w:t>del person['is_married']        # Removes the is_married item</w:t>
+      <w:proofErr w:type="spellStart"/>
+      <w:r>
+        <w:t>person.pop</w:t>
+      </w:r>
+      <w:proofErr w:type="spellEnd"/>
+      <w:r>
+        <w:t>('</w:t>
+      </w:r>
+      <w:proofErr w:type="spellStart"/>
+      <w:r>
+        <w:t>first_name</w:t>
+      </w:r>
+      <w:proofErr w:type="spellEnd"/>
+      <w:proofErr w:type="gramStart"/>
+      <w:r>
+        <w:t xml:space="preserve">')   </w:t>
+      </w:r>
+      <w:proofErr w:type="gramEnd"/>
+      <w:r>
+        <w:t xml:space="preserve">     # Removes the </w:t>
+      </w:r>
+      <w:proofErr w:type="spellStart"/>
+      <w:r>
+        <w:t>firstname</w:t>
+      </w:r>
+      <w:proofErr w:type="spellEnd"/>
+      <w:r>
+        <w:t xml:space="preserve"> item</w:t>
+      </w:r>
+    </w:p>
+    <w:p>
+      <w:proofErr w:type="spellStart"/>
+      <w:proofErr w:type="gramStart"/>
+      <w:r>
+        <w:t>person.popitem</w:t>
+      </w:r>
+      <w:proofErr w:type="spellEnd"/>
+      <w:r>
+        <w:t xml:space="preserve">()   </w:t>
+      </w:r>
+      <w:proofErr w:type="gramEnd"/>
+      <w:r>
+        <w:t xml:space="preserve">             # Removes the address item</w:t>
+      </w:r>
+    </w:p>
+    <w:p>
+      <w:r>
+        <w:t>del person['</w:t>
+      </w:r>
+      <w:proofErr w:type="spellStart"/>
+      <w:r>
+        <w:t>is_married</w:t>
+      </w:r>
+      <w:proofErr w:type="spellEnd"/>
+      <w:proofErr w:type="gramStart"/>
+      <w:r>
+        <w:t xml:space="preserve">']   </w:t>
+      </w:r>
+      <w:proofErr w:type="gramEnd"/>
+      <w:r>
+        <w:t xml:space="preserve">     # Removes the </w:t>
+      </w:r>
+      <w:proofErr w:type="spellStart"/>
+      <w:r>
+        <w:t>is_married</w:t>
+      </w:r>
+      <w:proofErr w:type="spellEnd"/>
+      <w:r>
+        <w:t xml:space="preserve"> item</w:t>
       </w:r>
     </w:p>
     <w:p>
@@ -989,12 +2238,21 @@
       <w:r>
         <w:t>The </w:t>
       </w:r>
+      <w:proofErr w:type="gramStart"/>
       <w:r>
         <w:rPr>
           <w:i/>
           <w:iCs/>
         </w:rPr>
-        <w:t>items()</w:t>
+        <w:t>items(</w:t>
+      </w:r>
+      <w:proofErr w:type="gramEnd"/>
+      <w:r>
+        <w:rPr>
+          <w:i/>
+          <w:iCs/>
+        </w:rPr>
+        <w:t>)</w:t>
       </w:r>
       <w:r>
         <w:t> method changes dictionary to a list of tuples.</w:t>
@@ -1006,13 +2264,65 @@
       </w:r>
     </w:p>
     <w:p>
-      <w:r>
-        <w:t>dct = {'key1':'value1', 'key2':'value2', 'key3':'value3', 'key4':'value4'}</w:t>
-      </w:r>
-    </w:p>
-    <w:p>
-      <w:r>
-        <w:t>print(dct.items()) # dict_items([('key1', 'value1'), ('key2', 'value2'), ('key3', 'value3'), ('key4', 'value4')])</w:t>
+      <w:proofErr w:type="spellStart"/>
+      <w:r>
+        <w:t>dct</w:t>
+      </w:r>
+      <w:proofErr w:type="spellEnd"/>
+      <w:r>
+        <w:t xml:space="preserve"> </w:t>
+      </w:r>
+      <w:proofErr w:type="gramStart"/>
+      <w:r>
+        <w:t>= {'</w:t>
+      </w:r>
+      <w:proofErr w:type="gramEnd"/>
+      <w:r>
+        <w:t>key1':'value1', 'key2':'value2', 'key3':'value3', 'key4':'</w:t>
+      </w:r>
+      <w:proofErr w:type="gramStart"/>
+      <w:r>
+        <w:t>value4'}</w:t>
+      </w:r>
+      <w:proofErr w:type="gramEnd"/>
+    </w:p>
+    <w:p>
+      <w:r>
+        <w:t>print(</w:t>
+      </w:r>
+      <w:proofErr w:type="spellStart"/>
+      <w:proofErr w:type="gramStart"/>
+      <w:r>
+        <w:t>dct.items</w:t>
+      </w:r>
+      <w:proofErr w:type="spellEnd"/>
+      <w:proofErr w:type="gramEnd"/>
+      <w:r>
+        <w:t>(</w:t>
+      </w:r>
+      <w:proofErr w:type="gramStart"/>
+      <w:r>
+        <w:t>)) #</w:t>
+      </w:r>
+      <w:proofErr w:type="gramEnd"/>
+      <w:r>
+        <w:t xml:space="preserve"> </w:t>
+      </w:r>
+      <w:proofErr w:type="spellStart"/>
+      <w:r>
+        <w:t>dict_</w:t>
+      </w:r>
+      <w:proofErr w:type="gramStart"/>
+      <w:r>
+        <w:t>items</w:t>
+      </w:r>
+      <w:proofErr w:type="spellEnd"/>
+      <w:r>
+        <w:t>(</w:t>
+      </w:r>
+      <w:proofErr w:type="gramEnd"/>
+      <w:r>
+        <w:t>[('key1', 'value1'), ('key2', 'value2'), ('key3', 'value3'), ('key4', 'value4')])</w:t>
       </w:r>
     </w:p>
     <w:p>
@@ -1032,14 +2342,31 @@
     </w:p>
     <w:p>
       <w:r>
-        <w:t>If we don't want the items in a dictionary we can clear them using </w:t>
-      </w:r>
+        <w:t xml:space="preserve">If we don't want the items in a </w:t>
+      </w:r>
+      <w:proofErr w:type="gramStart"/>
+      <w:r>
+        <w:t>dictionary</w:t>
+      </w:r>
+      <w:proofErr w:type="gramEnd"/>
+      <w:r>
+        <w:t xml:space="preserve"> we can clear them using </w:t>
+      </w:r>
+      <w:proofErr w:type="gramStart"/>
       <w:r>
         <w:rPr>
           <w:i/>
           <w:iCs/>
         </w:rPr>
-        <w:t>clear()</w:t>
+        <w:t>clear(</w:t>
+      </w:r>
+      <w:proofErr w:type="gramEnd"/>
+      <w:r>
+        <w:rPr>
+          <w:i/>
+          <w:iCs/>
+        </w:rPr>
+        <w:t>)</w:t>
       </w:r>
       <w:r>
         <w:t> method</w:t>
@@ -1051,13 +2378,49 @@
       </w:r>
     </w:p>
     <w:p>
-      <w:r>
-        <w:t>dct = {'key1':'value1', 'key2':'value2', 'key3':'value3', 'key4':'value4'}</w:t>
-      </w:r>
-    </w:p>
-    <w:p>
-      <w:r>
-        <w:t>print(dct.clear()) # None</w:t>
+      <w:proofErr w:type="spellStart"/>
+      <w:r>
+        <w:t>dct</w:t>
+      </w:r>
+      <w:proofErr w:type="spellEnd"/>
+      <w:r>
+        <w:t xml:space="preserve"> </w:t>
+      </w:r>
+      <w:proofErr w:type="gramStart"/>
+      <w:r>
+        <w:t>= {'</w:t>
+      </w:r>
+      <w:proofErr w:type="gramEnd"/>
+      <w:r>
+        <w:t>key1':'value1', 'key2':'value2', 'key3':'value3', 'key4':'</w:t>
+      </w:r>
+      <w:proofErr w:type="gramStart"/>
+      <w:r>
+        <w:t>value4'}</w:t>
+      </w:r>
+      <w:proofErr w:type="gramEnd"/>
+    </w:p>
+    <w:p>
+      <w:r>
+        <w:t>print(</w:t>
+      </w:r>
+      <w:proofErr w:type="spellStart"/>
+      <w:proofErr w:type="gramStart"/>
+      <w:r>
+        <w:t>dct.clear</w:t>
+      </w:r>
+      <w:proofErr w:type="spellEnd"/>
+      <w:proofErr w:type="gramEnd"/>
+      <w:r>
+        <w:t>(</w:t>
+      </w:r>
+      <w:proofErr w:type="gramStart"/>
+      <w:r>
+        <w:t>)) #</w:t>
+      </w:r>
+      <w:proofErr w:type="gramEnd"/>
+      <w:r>
+        <w:t xml:space="preserve"> None</w:t>
       </w:r>
     </w:p>
     <w:p>
@@ -1077,7 +2440,15 @@
     </w:p>
     <w:p>
       <w:r>
-        <w:t>If we do not use the dictionary we can delete it completely</w:t>
+        <w:t xml:space="preserve">If we do not use the </w:t>
+      </w:r>
+      <w:proofErr w:type="gramStart"/>
+      <w:r>
+        <w:t>dictionary</w:t>
+      </w:r>
+      <w:proofErr w:type="gramEnd"/>
+      <w:r>
+        <w:t xml:space="preserve"> we can delete it completely</w:t>
       </w:r>
     </w:p>
     <w:p>
@@ -1086,14 +2457,37 @@
       </w:r>
     </w:p>
     <w:p>
-      <w:r>
-        <w:t>dct = {'key1':'value1', 'key2':'value2', 'key3':'value3', 'key4':'value4'}</w:t>
-      </w:r>
-    </w:p>
-    <w:p>
-      <w:r>
-        <w:t>del dct</w:t>
-      </w:r>
+      <w:proofErr w:type="spellStart"/>
+      <w:r>
+        <w:t>dct</w:t>
+      </w:r>
+      <w:proofErr w:type="spellEnd"/>
+      <w:r>
+        <w:t xml:space="preserve"> </w:t>
+      </w:r>
+      <w:proofErr w:type="gramStart"/>
+      <w:r>
+        <w:t>= {'</w:t>
+      </w:r>
+      <w:proofErr w:type="gramEnd"/>
+      <w:r>
+        <w:t>key1':'value1', 'key2':'value2', 'key3':'value3', 'key4':'</w:t>
+      </w:r>
+      <w:proofErr w:type="gramStart"/>
+      <w:r>
+        <w:t>value4'}</w:t>
+      </w:r>
+      <w:proofErr w:type="gramEnd"/>
+    </w:p>
+    <w:p>
+      <w:r>
+        <w:t xml:space="preserve">del </w:t>
+      </w:r>
+      <w:proofErr w:type="spellStart"/>
+      <w:r>
+        <w:t>dct</w:t>
+      </w:r>
+      <w:proofErr w:type="spellEnd"/>
     </w:p>
     <w:p>
       <w:pPr>
@@ -1114,15 +2508,32 @@
       <w:r>
         <w:t>We can copy a dictionary using a </w:t>
       </w:r>
+      <w:proofErr w:type="gramStart"/>
       <w:r>
         <w:rPr>
           <w:i/>
           <w:iCs/>
         </w:rPr>
-        <w:t>copy()</w:t>
-      </w:r>
-      <w:r>
-        <w:t> method. Using copy we can avoid mutation of the original dictionary.</w:t>
+        <w:t>copy(</w:t>
+      </w:r>
+      <w:proofErr w:type="gramEnd"/>
+      <w:r>
+        <w:rPr>
+          <w:i/>
+          <w:iCs/>
+        </w:rPr>
+        <w:t>)</w:t>
+      </w:r>
+      <w:r>
+        <w:t xml:space="preserve"> method. Using </w:t>
+      </w:r>
+      <w:proofErr w:type="gramStart"/>
+      <w:r>
+        <w:t>copy</w:t>
+      </w:r>
+      <w:proofErr w:type="gramEnd"/>
+      <w:r>
+        <w:t xml:space="preserve"> we can avoid mutation of the original dictionary.</w:t>
       </w:r>
     </w:p>
     <w:p>
@@ -1131,14 +2542,55 @@
       </w:r>
     </w:p>
     <w:p>
-      <w:r>
-        <w:t>dct = {'key1':'value1', 'key2':'value2', 'key3':'value3', 'key4':'value4'}</w:t>
-      </w:r>
-    </w:p>
-    <w:p>
-      <w:r>
-        <w:t>dct_copy = dct.copy() # {'key1':'value1', 'key2':'value2', 'key3':'value3', 'key4':'value4'}</w:t>
-      </w:r>
+      <w:proofErr w:type="spellStart"/>
+      <w:r>
+        <w:t>dct</w:t>
+      </w:r>
+      <w:proofErr w:type="spellEnd"/>
+      <w:r>
+        <w:t xml:space="preserve"> </w:t>
+      </w:r>
+      <w:proofErr w:type="gramStart"/>
+      <w:r>
+        <w:t>= {'</w:t>
+      </w:r>
+      <w:proofErr w:type="gramEnd"/>
+      <w:r>
+        <w:t>key1':'value1', 'key2':'value2', 'key3':'value3', 'key4':'</w:t>
+      </w:r>
+      <w:proofErr w:type="gramStart"/>
+      <w:r>
+        <w:t>value4'}</w:t>
+      </w:r>
+      <w:proofErr w:type="gramEnd"/>
+    </w:p>
+    <w:p>
+      <w:proofErr w:type="spellStart"/>
+      <w:r>
+        <w:t>dct_copy</w:t>
+      </w:r>
+      <w:proofErr w:type="spellEnd"/>
+      <w:r>
+        <w:t xml:space="preserve"> = </w:t>
+      </w:r>
+      <w:proofErr w:type="spellStart"/>
+      <w:proofErr w:type="gramStart"/>
+      <w:r>
+        <w:t>dct.copy</w:t>
+      </w:r>
+      <w:proofErr w:type="spellEnd"/>
+      <w:r>
+        <w:t>() # {</w:t>
+      </w:r>
+      <w:proofErr w:type="gramEnd"/>
+      <w:r>
+        <w:t>'key1':'value1', 'key2':'value2', 'key3':'value3', 'key4':'</w:t>
+      </w:r>
+      <w:proofErr w:type="gramStart"/>
+      <w:r>
+        <w:t>value4'}</w:t>
+      </w:r>
+      <w:proofErr w:type="gramEnd"/>
     </w:p>
     <w:p>
       <w:pPr>
@@ -1160,15 +2612,32 @@
       <w:r>
         <w:t>The </w:t>
       </w:r>
+      <w:proofErr w:type="gramStart"/>
       <w:r>
         <w:rPr>
           <w:i/>
           <w:iCs/>
         </w:rPr>
-        <w:t>keys()</w:t>
-      </w:r>
-      <w:r>
-        <w:t> method gives us all the keys of a a dictionary as a list.</w:t>
+        <w:t>keys(</w:t>
+      </w:r>
+      <w:proofErr w:type="gramEnd"/>
+      <w:r>
+        <w:rPr>
+          <w:i/>
+          <w:iCs/>
+        </w:rPr>
+        <w:t>)</w:t>
+      </w:r>
+      <w:r>
+        <w:t xml:space="preserve"> method gives us all the keys of </w:t>
+      </w:r>
+      <w:proofErr w:type="gramStart"/>
+      <w:r>
+        <w:t>a  dictionary</w:t>
+      </w:r>
+      <w:proofErr w:type="gramEnd"/>
+      <w:r>
+        <w:t xml:space="preserve"> as a list.</w:t>
       </w:r>
     </w:p>
     <w:p>
@@ -1177,18 +2646,70 @@
       </w:r>
     </w:p>
     <w:p>
-      <w:r>
-        <w:t>dct = {'key1':'value1', 'key2':'value2', 'key3':'value3', 'key4':'value4'}</w:t>
-      </w:r>
-    </w:p>
-    <w:p>
-      <w:r>
-        <w:t>keys = dct.keys()</w:t>
-      </w:r>
-    </w:p>
-    <w:p>
-      <w:r>
-        <w:t>print(keys)     # dict_keys(['key1', 'key2', 'key3', 'key4'])</w:t>
+      <w:proofErr w:type="spellStart"/>
+      <w:r>
+        <w:t>dct</w:t>
+      </w:r>
+      <w:proofErr w:type="spellEnd"/>
+      <w:r>
+        <w:t xml:space="preserve"> </w:t>
+      </w:r>
+      <w:proofErr w:type="gramStart"/>
+      <w:r>
+        <w:t>= {'</w:t>
+      </w:r>
+      <w:proofErr w:type="gramEnd"/>
+      <w:r>
+        <w:t>key1':'value1', 'key2':'value2', 'key3':'value3', 'key4':'</w:t>
+      </w:r>
+      <w:proofErr w:type="gramStart"/>
+      <w:r>
+        <w:t>value4'}</w:t>
+      </w:r>
+      <w:proofErr w:type="gramEnd"/>
+    </w:p>
+    <w:p>
+      <w:r>
+        <w:t xml:space="preserve">keys = </w:t>
+      </w:r>
+      <w:proofErr w:type="spellStart"/>
+      <w:proofErr w:type="gramStart"/>
+      <w:r>
+        <w:t>dct.keys</w:t>
+      </w:r>
+      <w:proofErr w:type="spellEnd"/>
+      <w:proofErr w:type="gramEnd"/>
+      <w:r>
+        <w:t>()</w:t>
+      </w:r>
+    </w:p>
+    <w:p>
+      <w:r>
+        <w:t>print(</w:t>
+      </w:r>
+      <w:proofErr w:type="gramStart"/>
+      <w:r>
+        <w:t xml:space="preserve">keys)   </w:t>
+      </w:r>
+      <w:proofErr w:type="gramEnd"/>
+      <w:r>
+        <w:t xml:space="preserve">  # </w:t>
+      </w:r>
+      <w:proofErr w:type="spellStart"/>
+      <w:r>
+        <w:t>dict_</w:t>
+      </w:r>
+      <w:proofErr w:type="gramStart"/>
+      <w:r>
+        <w:t>keys</w:t>
+      </w:r>
+      <w:proofErr w:type="spellEnd"/>
+      <w:r>
+        <w:t>(</w:t>
+      </w:r>
+      <w:proofErr w:type="gramEnd"/>
+      <w:r>
+        <w:t>['key1', 'key2', 'key3', 'key4'])</w:t>
       </w:r>
     </w:p>
     <w:p>
@@ -1218,7 +2739,23 @@
         <w:t>values</w:t>
       </w:r>
       <w:r>
-        <w:t> method gives us all the values of a a dictionary as a list.</w:t>
+        <w:t xml:space="preserve"> method gives us all the values </w:t>
+      </w:r>
+      <w:proofErr w:type="gramStart"/>
+      <w:r>
+        <w:t>of a</w:t>
+      </w:r>
+      <w:proofErr w:type="gramEnd"/>
+      <w:r>
+        <w:t xml:space="preserve"> </w:t>
+      </w:r>
+      <w:proofErr w:type="spellStart"/>
+      <w:r>
+        <w:t>a</w:t>
+      </w:r>
+      <w:proofErr w:type="spellEnd"/>
+      <w:r>
+        <w:t xml:space="preserve"> dictionary as a list.</w:t>
       </w:r>
     </w:p>
     <w:p>
@@ -1227,18 +2764,70 @@
       </w:r>
     </w:p>
     <w:p>
-      <w:r>
-        <w:t>dct = {'key1':'value1', 'key2':'value2', 'key3':'value3', 'key4':'value4'}</w:t>
-      </w:r>
-    </w:p>
-    <w:p>
-      <w:r>
-        <w:t>values = dct.values()</w:t>
-      </w:r>
-    </w:p>
-    <w:p>
-      <w:r>
-        <w:t>print(values)     # dict_values(['value1', 'value2', 'value3', 'value4'])</w:t>
+      <w:proofErr w:type="spellStart"/>
+      <w:r>
+        <w:t>dct</w:t>
+      </w:r>
+      <w:proofErr w:type="spellEnd"/>
+      <w:r>
+        <w:t xml:space="preserve"> </w:t>
+      </w:r>
+      <w:proofErr w:type="gramStart"/>
+      <w:r>
+        <w:t>= {'</w:t>
+      </w:r>
+      <w:proofErr w:type="gramEnd"/>
+      <w:r>
+        <w:t>key1':'value1', 'key2':'value2', 'key3':'value3', 'key4':'</w:t>
+      </w:r>
+      <w:proofErr w:type="gramStart"/>
+      <w:r>
+        <w:t>value4'}</w:t>
+      </w:r>
+      <w:proofErr w:type="gramEnd"/>
+    </w:p>
+    <w:p>
+      <w:r>
+        <w:t xml:space="preserve">values = </w:t>
+      </w:r>
+      <w:proofErr w:type="spellStart"/>
+      <w:proofErr w:type="gramStart"/>
+      <w:r>
+        <w:t>dct.values</w:t>
+      </w:r>
+      <w:proofErr w:type="spellEnd"/>
+      <w:proofErr w:type="gramEnd"/>
+      <w:r>
+        <w:t>()</w:t>
+      </w:r>
+    </w:p>
+    <w:p>
+      <w:r>
+        <w:t>print(</w:t>
+      </w:r>
+      <w:proofErr w:type="gramStart"/>
+      <w:r>
+        <w:t xml:space="preserve">values)   </w:t>
+      </w:r>
+      <w:proofErr w:type="gramEnd"/>
+      <w:r>
+        <w:t xml:space="preserve">  # </w:t>
+      </w:r>
+      <w:proofErr w:type="spellStart"/>
+      <w:r>
+        <w:t>dict_</w:t>
+      </w:r>
+      <w:proofErr w:type="gramStart"/>
+      <w:r>
+        <w:t>values</w:t>
+      </w:r>
+      <w:proofErr w:type="spellEnd"/>
+      <w:r>
+        <w:t>(</w:t>
+      </w:r>
+      <w:proofErr w:type="gramEnd"/>
+      <w:r>
+        <w:t>['value1', 'value2', 'value3', 'value4'])</w:t>
       </w:r>
     </w:p>
     <w:p/>
@@ -2012,6 +3601,7 @@
   <w:style w:type="character" w:default="1" w:styleId="DefaultParagraphFont">
     <w:name w:val="Default Paragraph Font"/>
     <w:uiPriority w:val="1"/>
+    <w:semiHidden/>
     <w:unhideWhenUsed/>
   </w:style>
   <w:style w:type="table" w:default="1" w:styleId="TableNormal">
